--- a/examples/saas-fictional/exports/MRD.docx
+++ b/examples/saas-fictional/exports/MRD.docx
@@ -1250,7 +1250,7 @@
     </w:p>
     <w:p>
       <w:r>
-        <w:t xml:space="preserve">_company-brain v0.4.0 · MRD generated 2026-05-25 from vault at </w:t>
+        <w:t xml:space="preserve">_company-brain v0.5.0 · MRD generated 2026-05-25 from vault at </w:t>
       </w:r>
       <w:r>
         <w:rPr>

--- a/examples/saas-fictional/exports/MRD.docx
+++ b/examples/saas-fictional/exports/MRD.docx
@@ -1250,7 +1250,7 @@
     </w:p>
     <w:p>
       <w:r>
-        <w:t xml:space="preserve">_company-brain v0.5.0 · MRD generated 2026-05-25 from vault at </w:t>
+        <w:t xml:space="preserve">_company-brain v0.6.0 · MRD generated 2026-05-25 from vault at </w:t>
       </w:r>
       <w:r>
         <w:rPr>

--- a/examples/saas-fictional/exports/MRD.docx
+++ b/examples/saas-fictional/exports/MRD.docx
@@ -1250,7 +1250,7 @@
     </w:p>
     <w:p>
       <w:r>
-        <w:t xml:space="preserve">_company-brain v0.6.0 · MRD generated 2026-05-25 from vault at </w:t>
+        <w:t xml:space="preserve">_company-brain v0.8.0 · MRD generated 2026-05-27 from vault at </w:t>
       </w:r>
       <w:r>
         <w:rPr>
